--- a/user_guide.docx
+++ b/user_guide.docx
@@ -97,7 +97,65 @@
         <w:t xml:space="preserve">Like a text editor, LillyPy has </w:t>
       </w:r>
       <w:r>
-        <w:t>a blinking insertion cursor, where text will go when you type.  Unlike a text editor, the cursor travels between icon sites and takes on different forms depending on the type of site.</w:t>
+        <w:t>a blinking insertion cursor, where text will go when you type.  Unlike a text editor, the cursor</w:t>
+      </w:r>
+      <w:r>
+        <w:t xml:space="preserve"> usually</w:t>
+      </w:r>
+      <w:r>
+        <w:t xml:space="preserve"> travels between icon sites and takes on different forms depending on the type of site.</w:t>
+      </w:r>
+      <w:r>
+        <w:t xml:space="preserve">  It is also possible to traverse by character by holding the Alt key and select by character with </w:t>
+      </w:r>
+      <w:proofErr w:type="spellStart"/>
+      <w:r>
+        <w:t>Alt+Shift</w:t>
+      </w:r>
+      <w:proofErr w:type="spellEnd"/>
+      <w:r>
+        <w:t>.  In general,</w:t>
+      </w:r>
+      <w:r>
+        <w:t xml:space="preserve"> holding the Alt key will make LilyPy behave more like a text editor</w:t>
+      </w:r>
+      <w:r>
+        <w:t xml:space="preserve">.  This can be helpful </w:t>
+      </w:r>
+      <w:r>
+        <w:t>while</w:t>
+      </w:r>
+      <w:r>
+        <w:t xml:space="preserve"> you’re learning the new ways of icon editing, </w:t>
+      </w:r>
+      <w:r>
+        <w:t>and later on in any situation where</w:t>
+      </w:r>
+      <w:r>
+        <w:t xml:space="preserve"> a text-editing idiom </w:t>
+      </w:r>
+      <w:r>
+        <w:t>would be</w:t>
+      </w:r>
+      <w:r>
+        <w:t xml:space="preserve"> </w:t>
+      </w:r>
+      <w:r>
+        <w:t>faster</w:t>
+      </w:r>
+      <w:r>
+        <w:t xml:space="preserve"> than a high-level edit (</w:t>
+      </w:r>
+      <w:r>
+        <w:t>for example, edits that crosscut between icons, such as changing “ab.cd” to “</w:t>
+      </w:r>
+      <w:proofErr w:type="spellStart"/>
+      <w:r>
+        <w:t>ab_cd</w:t>
+      </w:r>
+      <w:proofErr w:type="spellEnd"/>
+      <w:r>
+        <w:t>”)</w:t>
       </w:r>
     </w:p>
     <w:p>
@@ -185,6 +243,7 @@
     </w:p>
     <w:p>
       <w:r>
+        <w:lastRenderedPageBreak/>
         <w:t>There are</w:t>
       </w:r>
       <w:r>
@@ -245,11 +304,7 @@
         <w:t xml:space="preserve">.  </w:t>
       </w:r>
       <w:r>
-        <w:t xml:space="preserve">If it can </w:t>
-      </w:r>
-      <w:r>
-        <w:lastRenderedPageBreak/>
-        <w:t xml:space="preserve">use some but not all, it will use the pending arguments up to the one that it can’t, and create a new entry icon to hold the remaining one(s) </w:t>
+        <w:t xml:space="preserve">If it can use some but not all, it will use the pending arguments up to the one that it can’t, and create a new entry icon to hold the remaining one(s) </w:t>
       </w:r>
       <w:r>
         <w:t xml:space="preserve">.   </w:t>
@@ -522,6 +577,7 @@
     </w:p>
     <w:p>
       <w:r>
+        <w:lastRenderedPageBreak/>
         <w:t>LilyPy</w:t>
       </w:r>
       <w:r>
@@ -615,7 +671,6 @@
     </w:p>
     <w:p>
       <w:r>
-        <w:lastRenderedPageBreak/>
         <w:t xml:space="preserve">In a text editor, you could type an end paren </w:t>
       </w:r>
       <w:r>
@@ -941,7 +996,10 @@
         <w:t xml:space="preserve"> </w:t>
       </w:r>
       <w:r>
-        <w:t xml:space="preserve">two cases where typing as you would in a text editor will </w:t>
+        <w:t>two</w:t>
+      </w:r>
+      <w:r>
+        <w:t xml:space="preserve"> cases where typing as you would in a text editor will </w:t>
       </w:r>
       <w:r>
         <w:t>trap you in a corner</w:t>
@@ -977,13 +1035,80 @@
         <w:t xml:space="preserve"> of the fraction.  In a fully-textual language, you “leave” the context of the denominator by typing a lower precedence operator or an end-paren</w:t>
       </w:r>
       <w:r>
-        <w:t xml:space="preserve">.  For a vertically arranged division, that sort of syntax does not work, and you need to explicitly leave the denominator using the tab or arrow key.  Likewise, during the entry of block comments, </w:t>
+        <w:t xml:space="preserve">.  For a vertically arranged division, that sort of syntax does not work, and you need to explicitly leave the denominator using </w:t>
+      </w:r>
+      <w:proofErr w:type="spellStart"/>
+      <w:r>
+        <w:t>Shift+Space</w:t>
+      </w:r>
+      <w:proofErr w:type="spellEnd"/>
+      <w:r>
+        <w:t xml:space="preserve"> or arrow key.  Likewise, during the entry of comments</w:t>
+      </w:r>
+      <w:r>
+        <w:t xml:space="preserve"> and strings</w:t>
+      </w:r>
+      <w:r>
+        <w:t xml:space="preserve">, </w:t>
       </w:r>
       <w:r>
         <w:t>LilyPy</w:t>
       </w:r>
       <w:r>
-        <w:t xml:space="preserve"> saves you from having to prefix every line with #, but at the cost of the Enter key meaning “insert a newline in my comment”, as opposed to “end my comment”.  Again, the Tab key is your friend, and you can use it to exit the comment (both from the beginning and from the middle).</w:t>
+        <w:t xml:space="preserve"> saves you from having to prefix every line with #, but at the cost of the Enter key meaning “insert a newline in my </w:t>
+      </w:r>
+      <w:r>
+        <w:lastRenderedPageBreak/>
+        <w:t xml:space="preserve">comment”, as opposed to “end my comment”.  Again, the </w:t>
+      </w:r>
+      <w:proofErr w:type="spellStart"/>
+      <w:r>
+        <w:t>Shift+Space</w:t>
+      </w:r>
+      <w:proofErr w:type="spellEnd"/>
+      <w:r>
+        <w:t xml:space="preserve"> or </w:t>
+      </w:r>
+      <w:proofErr w:type="spellStart"/>
+      <w:r>
+        <w:t>Shift+Return</w:t>
+      </w:r>
+      <w:proofErr w:type="spellEnd"/>
+      <w:r>
+        <w:t xml:space="preserve"> </w:t>
+      </w:r>
+      <w:proofErr w:type="gramStart"/>
+      <w:r>
+        <w:t>is</w:t>
+      </w:r>
+      <w:proofErr w:type="gramEnd"/>
+      <w:r>
+        <w:t xml:space="preserve"> your friend, and you can use </w:t>
+      </w:r>
+      <w:r>
+        <w:t>them</w:t>
+      </w:r>
+      <w:r>
+        <w:t xml:space="preserve"> to exit the comment (both from the beginning and from the middle).</w:t>
+      </w:r>
+      <w:r>
+        <w:t xml:space="preserve">  </w:t>
+      </w:r>
+      <w:proofErr w:type="spellStart"/>
+      <w:r>
+        <w:t>Ctrl+Space</w:t>
+      </w:r>
+      <w:proofErr w:type="spellEnd"/>
+      <w:r>
+        <w:t xml:space="preserve">/Return also </w:t>
+      </w:r>
+      <w:proofErr w:type="gramStart"/>
+      <w:r>
+        <w:t>works</w:t>
+      </w:r>
+      <w:proofErr w:type="gramEnd"/>
+      <w:r>
+        <w:t xml:space="preserve"> from any cursor position in a comment or string.</w:t>
       </w:r>
     </w:p>
     <w:p>
@@ -991,7 +1116,6 @@
         <w:pStyle w:val="Heading2"/>
       </w:pPr>
       <w:r>
-        <w:lastRenderedPageBreak/>
         <w:t>Fragments</w:t>
       </w:r>
     </w:p>
@@ -1183,7 +1307,11 @@
         <w:t xml:space="preserve"> can be disjoint: You can, for example, select every other element of a series (list, tuple, argument list, etc.), or even random bits from all over your program, and drag to </w:t>
       </w:r>
       <w:r>
-        <w:t xml:space="preserve">remove them and </w:t>
+        <w:t xml:space="preserve">remove </w:t>
+      </w:r>
+      <w:r>
+        <w:lastRenderedPageBreak/>
+        <w:t xml:space="preserve">them and </w:t>
       </w:r>
       <w:r>
         <w:t>form a new list with just those elements.</w:t>
@@ -1218,7 +1346,6 @@
         </w:numPr>
       </w:pPr>
       <w:r>
-        <w:lastRenderedPageBreak/>
         <w:t>Selections</w:t>
       </w:r>
       <w:r>
@@ -1403,8 +1530,6 @@
       <w:r>
         <w:t>drag-</w:t>
       </w:r>
-      <w:bookmarkStart w:id="0" w:name="_GoBack"/>
-      <w:bookmarkEnd w:id="0"/>
       <w:r>
         <w:t xml:space="preserve">selection method </w:t>
       </w:r>
@@ -1567,6 +1692,7 @@
         <w:pStyle w:val="Heading2"/>
       </w:pPr>
       <w:r>
+        <w:lastRenderedPageBreak/>
         <w:t>Modifying Data</w:t>
       </w:r>
     </w:p>
@@ -1578,11 +1704,7 @@
         <w:t>will take effect</w:t>
       </w:r>
       <w:r>
-        <w:t xml:space="preserve"> immediately and </w:t>
-      </w:r>
-      <w:r>
-        <w:lastRenderedPageBreak/>
-        <w:t>automatically, for example dragging a new value in to a list.  Other changes require you to execute to make the change</w:t>
+        <w:t xml:space="preserve"> immediately and automatically, for example dragging a new value in to a list.  Other changes require you to execute to make the change</w:t>
       </w:r>
       <w:r>
         <w:t>, f</w:t>
@@ -1824,7 +1946,11 @@
         <w:t xml:space="preserve">, </w:t>
       </w:r>
       <w:r>
-        <w:t>a mutable icon</w:t>
+        <w:t xml:space="preserve">a </w:t>
+      </w:r>
+      <w:r>
+        <w:lastRenderedPageBreak/>
+        <w:t>mutable icon</w:t>
       </w:r>
       <w:r>
         <w:t xml:space="preserve"> can </w:t>
@@ -1853,11 +1979,7 @@
         <w:t>As an additional special case, d</w:t>
       </w:r>
       <w:r>
-        <w:t xml:space="preserve">irect </w:t>
-      </w:r>
-      <w:r>
-        <w:lastRenderedPageBreak/>
-        <w:t>assignment to a mutable list is also possible: [1</w:t>
+        <w:t>irect assignment to a mutable list is also possible: [1</w:t>
       </w:r>
       <w:proofErr w:type="gramStart"/>
       <w:r>
@@ -2101,6 +2223,7 @@
         <w:pStyle w:val="Heading1"/>
       </w:pPr>
       <w:r>
+        <w:lastRenderedPageBreak/>
         <w:t xml:space="preserve">Save File </w:t>
       </w:r>
       <w:r>
@@ -2141,11 +2264,7 @@
         <w:t xml:space="preserve">macro </w:t>
       </w:r>
       <w:r>
-        <w:t xml:space="preserve">annotation is used to attach </w:t>
-      </w:r>
-      <w:r>
-        <w:lastRenderedPageBreak/>
-        <w:t>attributes, such as layout hints, and to implement extensions to the Python syntax.</w:t>
+        <w:t>annotation is used to attach attributes, such as layout hints, and to implement extensions to the Python syntax.</w:t>
       </w:r>
       <w:r>
         <w:t xml:space="preserve"> </w:t>
@@ -2482,7 +2601,12 @@
         </w:numPr>
       </w:pPr>
       <w:r>
-        <w:t>Tagging AST nodes with annotation, such as layout hints</w:t>
+        <w:t>Tagging AST nodes with annotati</w:t>
+      </w:r>
+      <w:bookmarkStart w:id="0" w:name="_GoBack"/>
+      <w:bookmarkEnd w:id="0"/>
+      <w:r>
+        <w:t>on, such as layout hints</w:t>
       </w:r>
     </w:p>
     <w:p>
@@ -2494,6 +2618,7 @@
         </w:numPr>
       </w:pPr>
       <w:r>
+        <w:lastRenderedPageBreak/>
         <w:t>Associating icon-creation functions with the AST</w:t>
       </w:r>
       <w:r>
@@ -2510,7 +2635,6 @@
         <w:ind w:left="720"/>
       </w:pPr>
       <w:r>
-        <w:lastRenderedPageBreak/>
         <w:t xml:space="preserve"> $</w:t>
       </w:r>
       <w:proofErr w:type="spellStart"/>
@@ -2878,7 +3002,11 @@
       </w:r>
       <w:proofErr w:type="gramEnd"/>
       <w:r>
-        <w:t xml:space="preserve"> are more peculiarities than this, and more advice is needed for these two.  It may even be that user macros should not see ASTs at all, but work instead with icons which can be traversed up and down and go through multiple transformations)</w:t>
+        <w:t xml:space="preserve"> are more peculiarities than this, and more advice is needed for these two.  It may even be that user macros should </w:t>
+      </w:r>
+      <w:r>
+        <w:lastRenderedPageBreak/>
+        <w:t>not see ASTs at all, but work instead with icons which can be traversed up and down and go through multiple transformations)</w:t>
       </w:r>
     </w:p>
     <w:p>
@@ -2886,7 +3014,6 @@
         <w:pStyle w:val="Heading4"/>
       </w:pPr>
       <w:r>
-        <w:lastRenderedPageBreak/>
         <w:t>Built-in Macros</w:t>
       </w:r>
     </w:p>
@@ -3542,7 +3669,11 @@
       </w:r>
       <w:proofErr w:type="gramEnd"/>
       <w:r>
-        <w:t>&gt; is any unprocessed text in the icon and (optional) parenthesis enclose pending arguments with types specified per the table above under $@$.  For example, an entry icon containing the word “text” with pending arguments “.x” and “y” would look like: “$</w:t>
+        <w:t xml:space="preserve">&gt; is any unprocessed text in the icon and (optional) parenthesis enclose pending arguments with types specified per the table above under $@$.  </w:t>
+      </w:r>
+      <w:r>
+        <w:lastRenderedPageBreak/>
+        <w:t>For example, an entry icon containing the word “text” with pending arguments “.x” and “y” would look like: “$</w:t>
       </w:r>
       <w:proofErr w:type="spellStart"/>
       <w:r>
